--- a/Paper/Paper_EN_SingleElectrode_MultimodalSensor.docx
+++ b/Paper/Paper_EN_SingleElectrode_MultimodalSensor.docx
@@ -129,7 +129,7 @@
           <w:i w:val="0"/>
           <w:sz w:val="23"/>
         </w:rPr>
-        <w:t>1.1 Why Each Modality Is Needed</w:t>
+        <w:t>1.1 Background</w:t>
       </w:r>
     </w:p>
     <w:p>
@@ -143,7 +143,7 @@
           <w:b w:val="0"/>
           <w:i w:val="0"/>
         </w:rPr>
-        <w:t>Proximity (non-contact) sensing is the only means of intervening before a collision occurs. In safe physical human-robot interaction (pHRI), reacting after contact has already happened is insufficient: the approach of an object must be anticipated and the trajectory corrected beforehand [6], [7]. This has motivated work that distributes proximity sensors over the whole exterior of a manipulator to avoid collisions across its entire surface [8], or wraps laser-ranging rings around the body for quasi whole-body sensing [9]. Proximity sensing is also useful in grasping, where it is used to pre-shape the hand before it reaches the object.</w:t>
+        <w:t>Proximity (non-contact) sensing is the only means of intervening before a collision occurs. In safe physical human-robot interaction (pHRI), reacting after contact has already happened is insufficient: the approach of an object must be anticipated and the trajectory corrected beforehand [6], [7]. This has motivated work that distributes proximity sensors over the whole exterior of a manipulator to avoid collisions across its entire surface [8], or wraps laser-ranging rings around the body for quasi whole-body sensing [9]. Proximity sensing is also useful in grasping, where it is used to pre-shape the hand before it reaches the object [33].</w:t>
       </w:r>
     </w:p>
     <w:p>
@@ -185,7 +185,7 @@
           <w:b w:val="0"/>
           <w:i w:val="0"/>
         </w:rPr>
-        <w:t>The need to obtain all three modalities simultaneously at the same location is not merely a matter of convenience. On a deforming surface, the very reference for the proximity and contact signals shifts with the deformation state. In the measurements reported here, the strain state was found to change the pressure sensitivity by up to a factor of 6.6 (Section 5.3): without knowing the strain, it is impossible to determine what contact force a given resistance change corresponds to. Measuring the three quantities with three separate sensors does not remove this coupling; it merely adds the problem of registering values measured at different locations. Acquiring the three signals at the very point where the coupling arises, and decoupling them jointly, is therefore the principled approach.</w:t>
+        <w:t>The need to obtain all three modalities simultaneously at the same location is not merely a matter of convenience. On a deforming surface, the very reference for the proximity and contact signals shifts with the deformation state. In the measurements reported here, the strain state was found to change the pressure sensitivity by up to a factor of 6.6 (Section 3.3): without knowing the strain, it is impossible to determine what contact force a given resistance change corresponds to. Measuring the three quantities with three separate sensors does not remove this coupling; it merely adds the problem of registering values measured at different locations. Acquiring the three signals at the very point where the coupling arises, and decoupling them jointly, is therefore the principled approach.</w:t>
       </w:r>
     </w:p>
     <w:p>
@@ -199,91 +199,7 @@
           <w:i w:val="0"/>
           <w:sz w:val="23"/>
         </w:rPr>
-        <w:t>1.2 Why a Soft Single-Electrode Sensor</w:t>
-      </w:r>
-    </w:p>
-    <w:p>
-      <w:pPr>
-        <w:spacing w:before="0" w:after="120"/>
-        <w:jc w:val="both"/>
-      </w:pPr>
-      <w:r>
-        <w:rPr>
-          <w:rFonts w:ascii="Times New Roman" w:hAnsi="Times New Roman" w:eastAsia="맑은 고딕"/>
-          <w:b w:val="0"/>
-          <w:i w:val="0"/>
-        </w:rPr>
-        <w:t>The surfaces on which such a sensor must be mounted are curved or undergo large deformation. An array of rigid sensors cannot conform to them, and the stiffness discontinuities between elements actively impede deformation. Flexible sensors permit conformal contact and large deformation, removing this constraint and extending to wearable applications [4], [16].</w:t>
-      </w:r>
-    </w:p>
-    <w:p>
-      <w:pPr>
-        <w:spacing w:before="0" w:after="120"/>
-        <w:jc w:val="both"/>
-      </w:pPr>
-      <w:r>
-        <w:rPr>
-          <w:rFonts w:ascii="Times New Roman" w:hAnsi="Times New Roman" w:eastAsia="맑은 고딕"/>
-          <w:b w:val="0"/>
-          <w:i w:val="0"/>
-        </w:rPr>
-        <w:t>Flexibility alone, however, is not sufficient. Implementing the three modalities as three separate devices increases the wiring in proportion to the device count and brings with it added thickness, delamination risk from stacking, and cross-talk between neighbouring elements [1], [5]. In large-area electronic skin this wiring complexity has been identified as a principal bottleneck to practical deployment. The approach adopted here is to divide one device in time rather than to multiply devices. A single EGaIn spiral coil is connected through only two wires, and inductance, resistance and triboelectric voltage are acquired in sequence as the excitation state is switched. Because there is only one device, cross-talk between devices cannot arise in principle; the wire count stays fixed at two regardless of the number of modalities; and planarity and stretchability are preserved. Retaining a coil geometry also leaves room for later extension to wireless power transfer or communication.</w:t>
-      </w:r>
-    </w:p>
-    <w:p>
-      <w:pPr>
-        <w:spacing w:before="200" w:after="80"/>
-      </w:pPr>
-      <w:r>
-        <w:rPr>
-          <w:rFonts w:ascii="Times New Roman" w:hAnsi="Times New Roman" w:eastAsia="맑은 고딕"/>
-          <w:b/>
-          <w:i w:val="0"/>
-          <w:sz w:val="23"/>
-        </w:rPr>
-        <w:t>1.3 Why Embedded AI</w:t>
-      </w:r>
-    </w:p>
-    <w:p>
-      <w:pPr>
-        <w:spacing w:before="0" w:after="120"/>
-        <w:jc w:val="both"/>
-      </w:pPr>
-      <w:r>
-        <w:rPr>
-          <w:rFonts w:ascii="Times New Roman" w:hAnsi="Times New Roman" w:eastAsia="맑은 고딕"/>
-          <w:b w:val="0"/>
-          <w:i w:val="0"/>
-        </w:rPr>
-        <w:t>Once three signals are obtained from a single device, the signal coupling must be resolved computationally rather than in hardware, and the question becomes where that computation runs. Inverting the coupled relations analytically is impractical because it diverges at Jacobian singularities (Section 2.3), leaving a learned inverse mapping as the realistic alternative. Performing data-driven decoupling on a host PC, however, incurs an MCU-PC round trip for every sample. The round-trip delay of a USB serial link is 20-40 ms with ±5-15 ms of jitter. Since contact transitions evolve on a millisecond scale, this delay translates directly into failure of feedback control. The bottleneck is the communication link rather than the model, and no amount of model acceleration removes it while the link remains in the loop.</w:t>
-      </w:r>
-    </w:p>
-    <w:p>
-      <w:pPr>
-        <w:spacing w:before="0" w:after="120"/>
-        <w:jc w:val="both"/>
-      </w:pPr>
-      <w:r>
-        <w:rPr>
-          <w:rFonts w:ascii="Times New Roman" w:hAnsi="Times New Roman" w:eastAsia="맑은 고딕"/>
-          <w:b w:val="0"/>
-          <w:i w:val="0"/>
-        </w:rPr>
-        <w:t>Relying on benchtop instruments such as LCR meters for the inductance measurement is a constraint of the same kind: precision is obtained, but mobile and wearable applications become impossible. What is needed is therefore a configuration in which both measurement and inference complete inside a microcontroller beside the sensor. On-device inference provides deterministic latency without network dependency, permits battery operation, and keeps data local. This choice carries hard constraints, however: the model must fit within 128 KB of flash and 32 KB of SRAM, and acquisition and inference together must finish inside the 1 ms TDM period. Designing the model structure around the physical asymmetry and reducing it to 1,413 parameters was thus driven by these constraints, not by accuracy alone.</w:t>
-      </w:r>
-    </w:p>
-    <w:p>
-      <w:pPr>
-        <w:spacing w:before="200" w:after="80"/>
-      </w:pPr>
-      <w:r>
-        <w:rPr>
-          <w:rFonts w:ascii="Times New Roman" w:hAnsi="Times New Roman" w:eastAsia="맑은 고딕"/>
-          <w:b/>
-          <w:i w:val="0"/>
-          <w:sz w:val="23"/>
-        </w:rPr>
-        <w:t>1.4 Limitations of Prior Work and How This Work Responds</w:t>
+        <w:t>1.2 Limitations of Current Research</w:t>
       </w:r>
     </w:p>
     <w:p>
@@ -298,6 +214,20 @@
           <w:i w:val="0"/>
         </w:rPr>
         <w:t>Inductive soft sensors themselves have been studied actively: high-resolution strain sensors using liquid-metal coils [16], eddy-current tactile sensors [17], planar-coil bend sensors [18], triboelectric-inductive hybrid sensors for object recognition [19], safety sensors coupling capacitive and inductive measurement for pHRI [6], bimodal sensors providing proprioception and tactile sensing [20], and fingertip-inspired anisotropic liquid-metal sensors [21]. Most of these, however, use only one of strain or magnetic-field variation because decoupling is difficult, or address at most two modalities. Table 1 summarizes the limitations of prior approaches and how the present work responds to each.</w:t>
+      </w:r>
+    </w:p>
+    <w:p>
+      <w:pPr>
+        <w:spacing w:before="0" w:after="120"/>
+        <w:jc w:val="both"/>
+      </w:pPr>
+      <w:r>
+        <w:rPr>
+          <w:rFonts w:ascii="Times New Roman" w:hAnsi="Times New Roman" w:eastAsia="맑은 고딕"/>
+          <w:b w:val="0"/>
+          <w:i w:val="0"/>
+        </w:rPr>
+        <w:t>Regardless of how the devices are arranged, a multi-device approach to multimodal sensing runs into one of three fundamental limitations. Arranging devices as a planar array increases wiring in proportion to the device count, introduces cross-talk between neighbouring elements, and requires more area [34], [35]. Stacking devices leaves the wiring and cross-talk problems in place while adding a new failure mode, interlayer delamination [36], [37]. Conversely, as noted above, inductive soft sensors that obtain several signals from a single device avoid the wiring, area and delamination problems, but then face the decoupling problem itself, which limits them to handling only strain or only proximity alone [16]–[18], [21]. The wiring/cross-talk/delamination problems and the decoupling problem thus stem from different causes, and a design that avoids one tends to inherit the other.</w:t>
       </w:r>
     </w:p>
     <w:p>
@@ -817,6 +747,90 @@
     </w:p>
     <w:p>
       <w:pPr>
+        <w:spacing w:before="200" w:after="80"/>
+      </w:pPr>
+      <w:r>
+        <w:rPr>
+          <w:rFonts w:ascii="Times New Roman" w:hAnsi="Times New Roman" w:eastAsia="맑은 고딕"/>
+          <w:b/>
+          <w:i w:val="0"/>
+          <w:sz w:val="23"/>
+        </w:rPr>
+        <w:t>1.3 Purpose and Significance of This Study</w:t>
+      </w:r>
+    </w:p>
+    <w:p>
+      <w:pPr>
+        <w:spacing w:before="0" w:after="120"/>
+        <w:jc w:val="both"/>
+      </w:pPr>
+      <w:r>
+        <w:rPr>
+          <w:rFonts w:ascii="Times New Roman" w:hAnsi="Times New Roman" w:eastAsia="맑은 고딕"/>
+          <w:b w:val="0"/>
+          <w:i w:val="0"/>
+        </w:rPr>
+        <w:t>The surfaces on which such a sensor must be mounted are curved or undergo large deformation. An array of rigid sensors cannot conform to them, and the stiffness discontinuities between elements actively impede deformation. Flexible sensors permit conformal contact and large deformation, removing this constraint and extending to wearable applications [4], [16].</w:t>
+      </w:r>
+    </w:p>
+    <w:p>
+      <w:pPr>
+        <w:spacing w:before="0" w:after="120"/>
+        <w:jc w:val="both"/>
+      </w:pPr>
+      <w:r>
+        <w:rPr>
+          <w:rFonts w:ascii="Times New Roman" w:hAnsi="Times New Roman" w:eastAsia="맑은 고딕"/>
+          <w:b w:val="0"/>
+          <w:i w:val="0"/>
+        </w:rPr>
+        <w:t>Flexibility alone, however, is not sufficient. Implementing the three modalities as three separate devices increases the wiring in proportion to the device count and brings with it added thickness, delamination risk from stacking, and cross-talk between neighbouring elements [1], [5]. In large-area electronic skin this wiring complexity has been identified as a principal bottleneck to practical deployment. The approach adopted here is to divide one device in time rather than to multiply devices. A single EGaIn spiral coil is connected through only two wires, and inductance, resistance and triboelectric voltage are acquired in sequence as the excitation state is switched. Because there is only one device, cross-talk between devices cannot arise in principle; the wire count stays fixed at two regardless of the number of modalities; and planarity and stretchability are preserved. Retaining a coil geometry also leaves room for later extension to wireless power transfer or communication.</w:t>
+      </w:r>
+    </w:p>
+    <w:p>
+      <w:pPr>
+        <w:spacing w:before="0" w:after="120"/>
+        <w:jc w:val="both"/>
+      </w:pPr>
+      <w:r>
+        <w:rPr>
+          <w:rFonts w:ascii="Times New Roman" w:hAnsi="Times New Roman" w:eastAsia="맑은 고딕"/>
+          <w:b w:val="0"/>
+          <w:i w:val="0"/>
+        </w:rPr>
+        <w:t>Once three signals are obtained from a single device, the signal coupling must be resolved computationally rather than in hardware, and the question becomes where that computation runs. Inverting the coupled relations analytically is impractical because it diverges at Jacobian singularities (Section 4.1), leaving a learned inverse mapping as the realistic alternative. Performing data-driven decoupling on a host PC, however, incurs an MCU-PC round trip for every sample. The round-trip delay of a USB serial link is 20-40 ms with ±5-15 ms of jitter. Since contact transitions evolve on a millisecond scale, this delay translates directly into failure of feedback control. The bottleneck is the communication link rather than the model, and no amount of model acceleration removes it while the link remains in the loop.</w:t>
+      </w:r>
+    </w:p>
+    <w:p>
+      <w:pPr>
+        <w:spacing w:before="0" w:after="120"/>
+        <w:jc w:val="both"/>
+      </w:pPr>
+      <w:r>
+        <w:rPr>
+          <w:rFonts w:ascii="Times New Roman" w:hAnsi="Times New Roman" w:eastAsia="맑은 고딕"/>
+          <w:b w:val="0"/>
+          <w:i w:val="0"/>
+        </w:rPr>
+        <w:t>Relying on benchtop instruments such as LCR meters for the inductance measurement is a constraint of the same kind: precision is obtained, but mobile and wearable applications become impossible. What is needed is therefore a configuration in which both measurement and inference complete inside a microcontroller beside the sensor. On-device inference provides deterministic latency without network dependency, permits battery operation, and keeps data local. This choice carries hard constraints, however: the model must fit within 128 KB of flash and 32 KB of SRAM, and acquisition and inference together must finish inside the 1 ms TDM period. Designing the model structure around the physical asymmetry and reducing it to 1,413 parameters was thus driven by these constraints, not by accuracy alone.</w:t>
+      </w:r>
+    </w:p>
+    <w:p>
+      <w:pPr>
+        <w:spacing w:before="0" w:after="120"/>
+        <w:jc w:val="both"/>
+      </w:pPr>
+      <w:r>
+        <w:rPr>
+          <w:rFonts w:ascii="Times New Roman" w:hAnsi="Times New Roman" w:eastAsia="맑은 고딕"/>
+          <w:b w:val="0"/>
+          <w:i w:val="0"/>
+        </w:rPr>
+        <w:t>The same TDM schedule also acquires a third signal, the triboelectric voltage V_TENG, whose role here is deliberately narrower than that of L and R. Because V_TENG arises only from charge transfer during contact and separation, it is an event/dynamics signal rather than a state signal: it carries no information at all in the absence of relative motion between the sensor and a contacting body — exactly the axis that the L and R channels, even after smoothing with the causal history feature of Section 4.1.3, cannot register in principle. This points to two capabilities beyond the three modalities addressed in this study. The first is contact dynamics and slip sensing: triboelectric charge generation is intrinsically sensitive to relative sliding motion, a mechanism already exploited by a self-powered sensor that measures micro-slip at a contact interface directly from its triboelectric signal [31]. The second is systematic identification of the contacted material: Section 2.2 shows that the sign of ΔL already separates conductors from dielectrics, and combining this with the triboelectric polarity and magnitude — which depend on a material's position in the triboelectric series — is expected to extend that binary distinction toward broader material classification; flexible triboelectric tactile sensors combined with deep learning have indeed been reported to recognize both material and texture simultaneously [19], [32]. Both directions require dedicated data collection beyond the scope of this study and are left for future work (Section 5); V_TENG is nonetheless retained in the hardware and firmware for this reason, even though only L and R are routed to the decoupler here (Section 3.5).</w:t>
+      </w:r>
+    </w:p>
+    <w:p>
+      <w:pPr>
         <w:spacing w:before="0" w:after="120"/>
         <w:jc w:val="both"/>
       </w:pPr>
@@ -910,7 +924,7 @@
           <w:i w:val="0"/>
           <w:sz w:val="26"/>
         </w:rPr>
-        <w:t>2. Sensor Design and Physical Principles</w:t>
+        <w:t>2. Design and Fabrication</w:t>
       </w:r>
     </w:p>
     <w:p>
@@ -924,7 +938,7 @@
           <w:i w:val="0"/>
           <w:sz w:val="23"/>
         </w:rPr>
-        <w:t>2.1 Single-Electrode EGaIn Spiral Coil and Fabrication</w:t>
+        <w:t>2.1 Sensor Design</w:t>
       </w:r>
     </w:p>
     <w:p>
@@ -939,6 +953,193 @@
           <w:i w:val="0"/>
         </w:rPr>
         <w:t>The sensing electrode is a planar rectangular spiral coil printed from EGaIn liquid metal onto an elastomer substrate by direct ink writing (DIW) (Fig. 1a). The liquid metal maintains a continuous conductive path under large deformation, permitting repeated use up to 30 % strain, and the coil geometry lets a single conductive trace act simultaneously as a resistive element and an inductor. The initial effective length of the sensor is 120 mm, and tensile tests were performed over 0–36 mm of elongation (0–30 % strain).</w:t>
+      </w:r>
+    </w:p>
+    <w:p>
+      <w:pPr>
+        <w:spacing w:before="200" w:after="80"/>
+      </w:pPr>
+      <w:r>
+        <w:rPr>
+          <w:rFonts w:ascii="Times New Roman" w:hAnsi="Times New Roman" w:eastAsia="맑은 고딕"/>
+          <w:b/>
+          <w:i w:val="0"/>
+          <w:sz w:val="23"/>
+        </w:rPr>
+        <w:t>2.2 Multi Modality: Mechanical and Electromagnetic Characteristics</w:t>
+      </w:r>
+    </w:p>
+    <w:p>
+      <w:pPr>
+        <w:spacing w:before="0" w:after="120"/>
+        <w:jc w:val="both"/>
+      </w:pPr>
+      <w:r>
+        <w:rPr>
+          <w:rFonts w:ascii="Times New Roman" w:hAnsi="Times New Roman" w:eastAsia="맑은 고딕"/>
+          <w:b w:val="0"/>
+          <w:i w:val="0"/>
+        </w:rPr>
+        <w:t>Three signals are generated from the same coil through distinct mechanisms. The DC resistance depends only on the conductor geometry: when the length increases by a factor (1+ε) and the cross-section decreases inversely, the resistance follows</w:t>
+      </w:r>
+    </w:p>
+    <w:p>
+      <w:pPr>
+        <w:spacing w:before="80" w:after="120"/>
+        <w:jc w:val="center"/>
+      </w:pPr>
+      <w:r>
+        <w:rPr>
+          <w:rFonts w:ascii="Times New Roman" w:hAnsi="Times New Roman" w:eastAsia="맑은 고딕"/>
+          <w:b w:val="0"/>
+          <w:i w:val="0"/>
+          <w:sz w:val="20"/>
+        </w:rPr>
+        <w:t>R_DC(ε) = R_DC,0 · (1 + ε)²</w:t>
+      </w:r>
+    </w:p>
+    <w:p>
+      <w:pPr>
+        <w:spacing w:before="0" w:after="120"/>
+        <w:jc w:val="both"/>
+      </w:pPr>
+      <w:r>
+        <w:rPr>
+          <w:rFonts w:ascii="Times New Roman" w:hAnsi="Times New Roman" w:eastAsia="맑은 고딕"/>
+          <w:b w:val="0"/>
+          <w:i w:val="0"/>
+        </w:rPr>
+        <w:t>The self-inductance is described by a Rosa-type partial-inductance expression for a rectangular planar spiral, in which the turn area A, the aspect ratio t = b/a and the channel radius r each scale with strain under a different exponent.</w:t>
+      </w:r>
+    </w:p>
+    <w:p>
+      <w:pPr>
+        <w:spacing w:before="80" w:after="120"/>
+        <w:jc w:val="center"/>
+      </w:pPr>
+      <w:r>
+        <w:rPr>
+          <w:rFonts w:ascii="Times New Roman" w:hAnsi="Times New Roman" w:eastAsia="맑은 고딕"/>
+          <w:b w:val="0"/>
+          <w:i w:val="0"/>
+          <w:sz w:val="20"/>
+        </w:rPr>
+        <w:t>A(ε) = A₀(1+ε)^0.5,   t(ε) = t₀(1+ε)^1.5,   r(ε) = r₀(1+ε)^(−0.5)</w:t>
+      </w:r>
+    </w:p>
+    <w:p>
+      <w:pPr>
+        <w:spacing w:before="0" w:after="120"/>
+        <w:jc w:val="both"/>
+      </w:pPr>
+      <w:r>
+        <w:rPr>
+          <w:rFonts w:ascii="Times New Roman" w:hAnsi="Times New Roman" w:eastAsia="맑은 고딕"/>
+          <w:b w:val="0"/>
+          <w:i w:val="0"/>
+        </w:rPr>
+        <w:t>When a target approaches, a reflected impedance appears through the mutual inductance M(ε, d) between coil and target [22], [23], modifying the effective inductance and the AC equivalent series resistance as</w:t>
+      </w:r>
+    </w:p>
+    <w:p>
+      <w:pPr>
+        <w:spacing w:before="80" w:after="120"/>
+        <w:jc w:val="center"/>
+      </w:pPr>
+      <w:r>
+        <w:rPr>
+          <w:rFonts w:ascii="Times New Roman" w:hAnsi="Times New Roman" w:eastAsia="맑은 고딕"/>
+          <w:b w:val="0"/>
+          <w:i w:val="0"/>
+          <w:sz w:val="20"/>
+        </w:rPr>
+        <w:t>L(ε, d) = L_self(ε) − ω²M(ε,d)²·L_t / (R_t² + ω²L_t²)</w:t>
+      </w:r>
+    </w:p>
+    <w:p>
+      <w:pPr>
+        <w:spacing w:before="80" w:after="120"/>
+        <w:jc w:val="center"/>
+      </w:pPr>
+      <w:r>
+        <w:rPr>
+          <w:rFonts w:ascii="Times New Roman" w:hAnsi="Times New Roman" w:eastAsia="맑은 고딕"/>
+          <w:b w:val="0"/>
+          <w:i w:val="0"/>
+          <w:sz w:val="20"/>
+        </w:rPr>
+        <w:t>R_s(ε, d) = R_DC(ε) + ω²M(ε,d)²·R_t / (R_t² + ω²L_t²)</w:t>
+      </w:r>
+    </w:p>
+    <w:p>
+      <w:pPr>
+        <w:spacing w:before="0" w:after="120"/>
+        <w:jc w:val="both"/>
+      </w:pPr>
+      <w:r>
+        <w:rPr>
+          <w:rFonts w:ascii="Times New Roman" w:hAnsi="Times New Roman" w:eastAsia="맑은 고딕"/>
+          <w:b w:val="0"/>
+          <w:i w:val="0"/>
+        </w:rPr>
+        <w:t>These relations yield the response signature of Fig. 1c. Stretching increases L, R_s and R_DC together. An approaching conductor decreases L and increases R_s through eddy-current loss while leaving R_DC unchanged. An approaching dielectric instead increases L through the change in permittivity and the redistribution of the electric field. Contact by a charged body produces a peak in V_TENG through triboelectric charge transfer. That ΔL has opposite signs for conductors and dielectrics is not merely a nuisance: it is information that can be used to identify the electrical property of an object (Section 5).</w:t>
+      </w:r>
+    </w:p>
+    <w:p>
+      <w:pPr>
+        <w:spacing w:before="0" w:after="120"/>
+        <w:jc w:val="both"/>
+      </w:pPr>
+      <w:r>
+        <w:rPr>
+          <w:rFonts w:ascii="Times New Roman" w:hAnsi="Times New Roman" w:eastAsia="맑은 고딕"/>
+          <w:b w:val="0"/>
+          <w:i w:val="0"/>
+        </w:rPr>
+        <w:t>The inductance is derived from the resonant frequency f of the LC tank measured by the LDC1614. Since f is proportional to 1/√L, the relative change with respect to a reference state is computed as</w:t>
+      </w:r>
+    </w:p>
+    <w:p>
+      <w:pPr>
+        <w:spacing w:before="80" w:after="120"/>
+        <w:jc w:val="center"/>
+      </w:pPr>
+      <w:r>
+        <w:rPr>
+          <w:rFonts w:ascii="Times New Roman" w:hAnsi="Times New Roman" w:eastAsia="맑은 고딕"/>
+          <w:b w:val="0"/>
+          <w:i w:val="0"/>
+          <w:sz w:val="20"/>
+        </w:rPr>
+        <w:t>ΔL/L₀ = (f₀ / f)² − 1,    ΔR/R₀ = (r − r₀) / r₀</w:t>
+      </w:r>
+    </w:p>
+    <w:p>
+      <w:pPr>
+        <w:spacing w:before="0" w:after="120"/>
+        <w:jc w:val="both"/>
+      </w:pPr>
+      <w:r>
+        <w:rPr>
+          <w:rFonts w:ascii="Times New Roman" w:hAnsi="Times New Roman" w:eastAsia="맑은 고딕"/>
+          <w:b w:val="0"/>
+          <w:i w:val="0"/>
+        </w:rPr>
+        <w:t>Here f₀ and r₀ are session-wise median baselines taken in the undeformed, maximum-separation condition. Baselines are re-estimated for each session because the initial resistance of a liquid-metal sensor varies by a few percent with remounting and temperature.</w:t>
+      </w:r>
+    </w:p>
+    <w:p>
+      <w:pPr>
+        <w:spacing w:before="200" w:after="80"/>
+      </w:pPr>
+      <w:r>
+        <w:rPr>
+          <w:rFonts w:ascii="Times New Roman" w:hAnsi="Times New Roman" w:eastAsia="맑은 고딕"/>
+          <w:b/>
+          <w:i w:val="0"/>
+          <w:sz w:val="23"/>
+        </w:rPr>
+        <w:t>2.3 Sensor Fabrication</w:t>
       </w:r>
     </w:p>
     <w:p>
@@ -1021,7 +1222,7 @@
           <w:i w:val="0"/>
           <w:sz w:val="17"/>
         </w:rPr>
-        <w:t>Fig. 1. Sensor design overview. (a) Geometry of the planar rectangular spiral: short side a, long side b, liquid-metal channel radius r, target distance d, and the equivalent target inductance and resistance L_t, R_t. (b) The four-step fabrication process; bridging is what completes the spiral as a two-wire single electrode. (c) Response signature of each stimulus. The asterisk indicates that under compression the true L decreases while the approximate inversion reports an increase because the Q factor falls (Section 5.2).</w:t>
+        <w:t>Fig. 1. Sensor design overview. (a) Geometry of the planar rectangular spiral: short side a, long side b, liquid-metal channel radius r, target distance d, and the equivalent target inductance and resistance L_t, R_t. (b) The four-step fabrication process; bridging is what completes the spiral as a two-wire single electrode. (c) Response signature of each stimulus. The asterisk indicates that under compression the true L decreases while the approximate inversion reports an increase because the Q factor falls (Section 3.3).</w:t>
       </w:r>
     </w:p>
     <w:p>
@@ -1035,166 +1236,7 @@
           <w:i w:val="0"/>
           <w:sz w:val="23"/>
         </w:rPr>
-        <w:t>2.2 Electromagnetic Characteristics and Signal Generation</w:t>
-      </w:r>
-    </w:p>
-    <w:p>
-      <w:pPr>
-        <w:spacing w:before="0" w:after="120"/>
-        <w:jc w:val="both"/>
-      </w:pPr>
-      <w:r>
-        <w:rPr>
-          <w:rFonts w:ascii="Times New Roman" w:hAnsi="Times New Roman" w:eastAsia="맑은 고딕"/>
-          <w:b w:val="0"/>
-          <w:i w:val="0"/>
-        </w:rPr>
-        <w:t>Three signals are generated from the same coil through distinct mechanisms. The DC resistance depends only on the conductor geometry: when the length increases by a factor (1+ε) and the cross-section decreases inversely, the resistance follows</w:t>
-      </w:r>
-    </w:p>
-    <w:p>
-      <w:pPr>
-        <w:spacing w:before="80" w:after="120"/>
-        <w:jc w:val="center"/>
-      </w:pPr>
-      <w:r>
-        <w:rPr>
-          <w:rFonts w:ascii="Times New Roman" w:hAnsi="Times New Roman" w:eastAsia="맑은 고딕"/>
-          <w:b w:val="0"/>
-          <w:i w:val="0"/>
-          <w:sz w:val="20"/>
-        </w:rPr>
-        <w:t>R_DC(ε) = R_DC,0 · (1 + ε)²</w:t>
-      </w:r>
-    </w:p>
-    <w:p>
-      <w:pPr>
-        <w:spacing w:before="0" w:after="120"/>
-        <w:jc w:val="both"/>
-      </w:pPr>
-      <w:r>
-        <w:rPr>
-          <w:rFonts w:ascii="Times New Roman" w:hAnsi="Times New Roman" w:eastAsia="맑은 고딕"/>
-          <w:b w:val="0"/>
-          <w:i w:val="0"/>
-        </w:rPr>
-        <w:t>The self-inductance is described by a Rosa-type partial-inductance expression for a rectangular planar spiral, in which the turn area A, the aspect ratio t = b/a and the channel radius r each scale with strain under a different exponent.</w:t>
-      </w:r>
-    </w:p>
-    <w:p>
-      <w:pPr>
-        <w:spacing w:before="80" w:after="120"/>
-        <w:jc w:val="center"/>
-      </w:pPr>
-      <w:r>
-        <w:rPr>
-          <w:rFonts w:ascii="Times New Roman" w:hAnsi="Times New Roman" w:eastAsia="맑은 고딕"/>
-          <w:b w:val="0"/>
-          <w:i w:val="0"/>
-          <w:sz w:val="20"/>
-        </w:rPr>
-        <w:t>A(ε) = A₀(1+ε)^0.5,   t(ε) = t₀(1+ε)^1.5,   r(ε) = r₀(1+ε)^(−0.5)</w:t>
-      </w:r>
-    </w:p>
-    <w:p>
-      <w:pPr>
-        <w:spacing w:before="0" w:after="120"/>
-        <w:jc w:val="both"/>
-      </w:pPr>
-      <w:r>
-        <w:rPr>
-          <w:rFonts w:ascii="Times New Roman" w:hAnsi="Times New Roman" w:eastAsia="맑은 고딕"/>
-          <w:b w:val="0"/>
-          <w:i w:val="0"/>
-        </w:rPr>
-        <w:t>When a target approaches, a reflected impedance appears through the mutual inductance M(ε, d) between coil and target [22], [23], modifying the effective inductance and the AC equivalent series resistance as</w:t>
-      </w:r>
-    </w:p>
-    <w:p>
-      <w:pPr>
-        <w:spacing w:before="80" w:after="120"/>
-        <w:jc w:val="center"/>
-      </w:pPr>
-      <w:r>
-        <w:rPr>
-          <w:rFonts w:ascii="Times New Roman" w:hAnsi="Times New Roman" w:eastAsia="맑은 고딕"/>
-          <w:b w:val="0"/>
-          <w:i w:val="0"/>
-          <w:sz w:val="20"/>
-        </w:rPr>
-        <w:t>L(ε, d) = L_self(ε) − ω²M(ε,d)²·L_t / (R_t² + ω²L_t²)</w:t>
-      </w:r>
-    </w:p>
-    <w:p>
-      <w:pPr>
-        <w:spacing w:before="80" w:after="120"/>
-        <w:jc w:val="center"/>
-      </w:pPr>
-      <w:r>
-        <w:rPr>
-          <w:rFonts w:ascii="Times New Roman" w:hAnsi="Times New Roman" w:eastAsia="맑은 고딕"/>
-          <w:b w:val="0"/>
-          <w:i w:val="0"/>
-          <w:sz w:val="20"/>
-        </w:rPr>
-        <w:t>R_s(ε, d) = R_DC(ε) + ω²M(ε,d)²·R_t / (R_t² + ω²L_t²)</w:t>
-      </w:r>
-    </w:p>
-    <w:p>
-      <w:pPr>
-        <w:spacing w:before="0" w:after="120"/>
-        <w:jc w:val="both"/>
-      </w:pPr>
-      <w:r>
-        <w:rPr>
-          <w:rFonts w:ascii="Times New Roman" w:hAnsi="Times New Roman" w:eastAsia="맑은 고딕"/>
-          <w:b w:val="0"/>
-          <w:i w:val="0"/>
-        </w:rPr>
-        <w:t>These relations yield the response signature of Fig. 1c. Stretching increases L, R_s and R_DC together. An approaching conductor decreases L and increases R_s through eddy-current loss while leaving R_DC unchanged. An approaching dielectric instead increases L through the change in permittivity and the redistribution of the electric field. Contact by a charged body produces a peak in V_TENG through triboelectric charge transfer. That ΔL has opposite signs for conductors and dielectrics is not merely a nuisance: it is information that can be used to identify the electrical property of an object (Section 9).</w:t>
-      </w:r>
-    </w:p>
-    <w:p>
-      <w:pPr>
-        <w:spacing w:before="0" w:after="120"/>
-        <w:jc w:val="both"/>
-      </w:pPr>
-      <w:r>
-        <w:rPr>
-          <w:rFonts w:ascii="Times New Roman" w:hAnsi="Times New Roman" w:eastAsia="맑은 고딕"/>
-          <w:b w:val="0"/>
-          <w:i w:val="0"/>
-        </w:rPr>
-        <w:t>The inductance is derived from the resonant frequency f of the LC tank measured by the LDC1614. Since f is proportional to 1/√L, the relative change with respect to a reference state is computed as</w:t>
-      </w:r>
-    </w:p>
-    <w:p>
-      <w:pPr>
-        <w:spacing w:before="80" w:after="120"/>
-        <w:jc w:val="center"/>
-      </w:pPr>
-      <w:r>
-        <w:rPr>
-          <w:rFonts w:ascii="Times New Roman" w:hAnsi="Times New Roman" w:eastAsia="맑은 고딕"/>
-          <w:b w:val="0"/>
-          <w:i w:val="0"/>
-          <w:sz w:val="20"/>
-        </w:rPr>
-        <w:t>ΔL/L₀ = (f₀ / f)² − 1,    ΔR/R₀ = (r − r₀) / r₀</w:t>
-      </w:r>
-    </w:p>
-    <w:p>
-      <w:pPr>
-        <w:spacing w:before="0" w:after="120"/>
-        <w:jc w:val="both"/>
-      </w:pPr>
-      <w:r>
-        <w:rPr>
-          <w:rFonts w:ascii="Times New Roman" w:hAnsi="Times New Roman" w:eastAsia="맑은 고딕"/>
-          <w:b w:val="0"/>
-          <w:i w:val="0"/>
-        </w:rPr>
-        <w:t>Here f₀ and r₀ are session-wise median baselines taken in the undeformed, maximum-separation condition. Baselines are re-estimated for each session because the initial resistance of a liquid-metal sensor varies by a few percent with remounting and temperature.</w:t>
+        <w:t>2.4 Time-Division Measurement Architecture (Multisignal Switching PCB)</w:t>
       </w:r>
     </w:p>
     <w:p>
@@ -1206,109 +1248,9 @@
           <w:rFonts w:ascii="Times New Roman" w:hAnsi="Times New Roman" w:eastAsia="맑은 고딕"/>
           <w:b/>
           <w:i w:val="0"/>
-          <w:sz w:val="23"/>
+          <w:sz w:val="21"/>
         </w:rPr>
-        <w:t>2.3 Coupling Structure and Limits of Analytical Inversion</w:t>
-      </w:r>
-    </w:p>
-    <w:p>
-      <w:pPr>
-        <w:spacing w:before="0" w:after="120"/>
-        <w:jc w:val="both"/>
-      </w:pPr>
-      <w:r>
-        <w:rPr>
-          <w:rFonts w:ascii="Times New Roman" w:hAnsi="Times New Roman" w:eastAsia="맑은 고딕"/>
-          <w:b w:val="0"/>
-          <w:i w:val="0"/>
-        </w:rPr>
-        <w:t>The theoretical expressions above require an analytical form for the mutual inductance M(ε, d); in practice the following empirical fitting model is used instead.</w:t>
-      </w:r>
-    </w:p>
-    <w:p>
-      <w:pPr>
-        <w:spacing w:before="80" w:after="120"/>
-        <w:jc w:val="center"/>
-      </w:pPr>
-      <w:r>
-        <w:rPr>
-          <w:rFonts w:ascii="Times New Roman" w:hAnsi="Times New Roman" w:eastAsia="맑은 고딕"/>
-          <w:b w:val="0"/>
-          <w:i w:val="0"/>
-          <w:sz w:val="20"/>
-        </w:rPr>
-        <w:t>ΔR/R₀ = α₁ε + α₂ε²,    ΔL/L₀ = β₁ε + β₂/(d+d₀)^k + β₃·ε·f(d)</w:t>
-      </w:r>
-    </w:p>
-    <w:p>
-      <w:pPr>
-        <w:spacing w:before="0" w:after="120"/>
-        <w:jc w:val="both"/>
-      </w:pPr>
-      <w:r>
-        <w:rPr>
-          <w:rFonts w:ascii="Times New Roman" w:hAnsi="Times New Roman" w:eastAsia="맑은 고딕"/>
-          <w:b w:val="0"/>
-          <w:i w:val="0"/>
-        </w:rPr>
-        <w:t>Recovering the two physical quantities from the signals requires inverting these relations. Linearizing for small changes gives a Jacobian J, and the inversion is its matrix inverse.</w:t>
-      </w:r>
-    </w:p>
-    <w:p>
-      <w:pPr>
-        <w:spacing w:before="80" w:after="120"/>
-        <w:jc w:val="center"/>
-      </w:pPr>
-      <w:r>
-        <w:rPr>
-          <w:rFonts w:ascii="Times New Roman" w:hAnsi="Times New Roman" w:eastAsia="맑은 고딕"/>
-          <w:b w:val="0"/>
-          <w:i w:val="0"/>
-          <w:sz w:val="20"/>
-        </w:rPr>
-        <w:t>[ΔR, ΔL]ᵀ = J · [Δε, Δd]ᵀ,    [ε, d]ᵀ = [ε₀, d₀]ᵀ + J⁻¹ · [ΔR, ΔL]ᵀ</w:t>
-      </w:r>
-    </w:p>
-    <w:p>
-      <w:pPr>
-        <w:spacing w:before="0" w:after="120"/>
-        <w:jc w:val="both"/>
-      </w:pPr>
-      <w:r>
-        <w:rPr>
-          <w:rFonts w:ascii="Times New Roman" w:hAnsi="Times New Roman" w:eastAsia="맑은 고딕"/>
-          <w:b w:val="0"/>
-          <w:i w:val="0"/>
-        </w:rPr>
-        <w:t>This approach fails for two reasons. First, truncation error: the near field is dominated by the M² term and large strain by sinh⁻¹ and ln terms, so the linear approximation is valid only locally. Second, singularity and loss of orthogonality: as the directions of ∇R and ∇L converge, det(J) approaches zero, J⁻¹ diverges and small measurement noise is greatly amplified. In practice, direct inversion of the physics expression including the cross term in the contact regime reached a coefficient of determination of only 0.26, and diverged to R² = −75 near zero strain when lower-quality data were included (Appendix S4). As Section 5.1 shows, however, ∇L and ∇R are globally linearly independent, so the information itself is present. The problem lies in the inversion method rather than in missing information, which is why a learned decoupler was adopted: it performs only forward operations, so singularities cannot arise in principle, and it runs with O(1) latency.</w:t>
-      </w:r>
-    </w:p>
-    <w:p>
-      <w:pPr>
-        <w:spacing w:before="280" w:after="80"/>
-      </w:pPr>
-      <w:r>
-        <w:rPr>
-          <w:rFonts w:ascii="Times New Roman" w:hAnsi="Times New Roman" w:eastAsia="맑은 고딕"/>
-          <w:b/>
-          <w:i w:val="0"/>
-          <w:sz w:val="26"/>
-        </w:rPr>
-        <w:t>3. Measurement System</w:t>
-      </w:r>
-    </w:p>
-    <w:p>
-      <w:pPr>
-        <w:spacing w:before="200" w:after="80"/>
-      </w:pPr>
-      <w:r>
-        <w:rPr>
-          <w:rFonts w:ascii="Times New Roman" w:hAnsi="Times New Roman" w:eastAsia="맑은 고딕"/>
-          <w:b/>
-          <w:i w:val="0"/>
-          <w:sz w:val="23"/>
-        </w:rPr>
-        <w:t>3.1 Time-Division Measurement Architecture</w:t>
+        <w:t>2.4.1 TDM Schedule and Signal Path</w:t>
       </w:r>
     </w:p>
     <w:p>
@@ -1403,9 +1345,9 @@
           <w:rFonts w:ascii="Times New Roman" w:hAnsi="Times New Roman" w:eastAsia="맑은 고딕"/>
           <w:b/>
           <w:i w:val="0"/>
-          <w:sz w:val="23"/>
+          <w:sz w:val="21"/>
         </w:rPr>
-        <w:t>3.2 Multisignal Switching PCB</w:t>
+        <w:t>2.4.2 Multisignal Switching PCB</w:t>
       </w:r>
     </w:p>
     <w:p>
@@ -1438,6 +1380,20 @@
     </w:p>
     <w:p>
       <w:pPr>
+        <w:spacing w:before="280" w:after="80"/>
+      </w:pPr>
+      <w:r>
+        <w:rPr>
+          <w:rFonts w:ascii="Times New Roman" w:hAnsi="Times New Roman" w:eastAsia="맑은 고딕"/>
+          <w:b/>
+          <w:i w:val="0"/>
+          <w:sz w:val="26"/>
+        </w:rPr>
+        <w:t>3. Signal Characterization</w:t>
+      </w:r>
+    </w:p>
+    <w:p>
+      <w:pPr>
         <w:spacing w:before="200" w:after="80"/>
       </w:pPr>
       <w:r>
@@ -1447,7 +1403,7 @@
           <w:i w:val="0"/>
           <w:sz w:val="23"/>
         </w:rPr>
-        <w:t>3.3 Five-Axis Test Platform and Synchronized Acquisition</w:t>
+        <w:t>3.1 Experimental Setup (Five-Axis Test Platform and Synchronized Acquisition)</w:t>
       </w:r>
     </w:p>
     <w:p>
@@ -1490,20 +1446,6 @@
           <w:i w:val="0"/>
         </w:rPr>
         <w:t>Early experiments logged the PC and MCU asynchronously and interpolated between extracted peaks, which misaligned position labels and sensor signals during stepper acceleration and deceleration. A synchronized acquisition system was therefore built in which the PC aligns motor-command timestamps and the MCU stream on a common time base and automatically tags acceleration transients as is_steady = 0. For the contact experiments a six-axis force/torque sensor was connected over CAN to record ground-truth contact force simultaneously. Because the F/T zero drifted by a few hundred millinewtons between sessions, the mean of the non-contact region (z ≥ 0) was removed as a session-wise offset before the force was used as a label.</w:t>
-      </w:r>
-    </w:p>
-    <w:p>
-      <w:pPr>
-        <w:spacing w:before="280" w:after="80"/>
-      </w:pPr>
-      <w:r>
-        <w:rPr>
-          <w:rFonts w:ascii="Times New Roman" w:hAnsi="Times New Roman" w:eastAsia="맑은 고딕"/>
-          <w:b/>
-          <w:i w:val="0"/>
-          <w:sz w:val="26"/>
-        </w:rPr>
-        <w:t>4. Datasets</w:t>
       </w:r>
     </w:p>
     <w:p>
@@ -2054,20 +1996,6 @@
     </w:p>
     <w:p>
       <w:pPr>
-        <w:spacing w:before="280" w:after="80"/>
-      </w:pPr>
-      <w:r>
-        <w:rPr>
-          <w:rFonts w:ascii="Times New Roman" w:hAnsi="Times New Roman" w:eastAsia="맑은 고딕"/>
-          <w:b/>
-          <w:i w:val="0"/>
-          <w:sz w:val="26"/>
-        </w:rPr>
-        <w:t>5. Signal Characterization</w:t>
-      </w:r>
-    </w:p>
-    <w:p>
-      <w:pPr>
         <w:spacing w:before="200" w:after="80"/>
       </w:pPr>
       <w:r>
@@ -2077,7 +2005,7 @@
           <w:i w:val="0"/>
           <w:sz w:val="23"/>
         </w:rPr>
-        <w:t>5.1 Response Surfaces and Target Dependence</w:t>
+        <w:t>3.2 Strain–Proximity</w:t>
       </w:r>
     </w:p>
     <w:p>
@@ -2151,20 +2079,6 @@
     </w:p>
     <w:p>
       <w:pPr>
-        <w:spacing w:before="0" w:after="120"/>
-        <w:jc w:val="both"/>
-      </w:pPr>
-      <w:r>
-        <w:rPr>
-          <w:rFonts w:ascii="Times New Roman" w:hAnsi="Times New Roman" w:eastAsia="맑은 고딕"/>
-          <w:b w:val="0"/>
-          <w:i w:val="0"/>
-        </w:rPr>
-        <w:t>The difference between targets follows directly from the mechanisms of Section 2.2. For metal, eddy-current loss dominates and the effective inductance drops substantially on approach; for a hand (a dielectric), only permittivity-driven signal amplification acts, so ΔL remains positive and small. The nearly vertical ΔL contours for the hand target in Fig. 3c mean that, under these conditions, the inductance behaves essentially as a strain sensor alone, and proximity decoupling for dielectric targets is therefore fundamentally harder than for conductive ones. All subsequent modelling targets the conductive case.</w:t>
-      </w:r>
-    </w:p>
-    <w:p>
-      <w:pPr>
         <w:spacing w:before="200" w:after="80"/>
       </w:pPr>
       <w:r>
@@ -2174,7 +2088,7 @@
           <w:i w:val="0"/>
           <w:sz w:val="23"/>
         </w:rPr>
-        <w:t>5.2 Viscoelasticity and the Q-Factor Artefact in the Contact Regime</w:t>
+        <w:t>3.3 Strain–Pressure</w:t>
       </w:r>
     </w:p>
     <w:p>
@@ -2363,6 +2277,20 @@
     </w:p>
     <w:p>
       <w:pPr>
+        <w:spacing w:before="0" w:after="120"/>
+        <w:jc w:val="both"/>
+      </w:pPr>
+      <w:r>
+        <w:rPr>
+          <w:rFonts w:ascii="Times New Roman" w:hAnsi="Times New Roman" w:eastAsia="맑은 고딕"/>
+          <w:b w:val="0"/>
+          <w:i w:val="0"/>
+        </w:rPr>
+        <w:t>The third finding, which most strongly shaped the model design, is that the strain state changes the pressure sensitivity itself. As Fig. 4 shows, applying 10 N at zero strain moves ΔR by only 3.95 %p, whereas at 30 % strain a comparable force moves it by 26.14 %p, a factor of about 6.6. The assumption R_theory(ε) = α₁ε + α₂ε² of Section 4.1 therefore fails when pressure is applied simultaneously, and a strain-force cross term is required. A linear approximation of the two sensitivity directions gives (ΔL, ΔR) = (+0.635, +0.664) per %p of strain and (+2.070, +11.575) per newton of contact force; the angle between the vectors is 33.6 degrees and the condition number is about 23. The two stimuli are therefore not perfectly degenerate, but the problem is poorly conditioned for linear inversion.</w:t>
+      </w:r>
+    </w:p>
+    <w:p>
+      <w:pPr>
         <w:spacing w:before="200" w:after="80"/>
       </w:pPr>
       <w:r>
@@ -2372,7 +2300,7 @@
           <w:i w:val="0"/>
           <w:sz w:val="23"/>
         </w:rPr>
-        <w:t>5.3 Strain-Force Cross-Sensitivity</w:t>
+        <w:t>3.4 Conductor vs. Dielectric Targets</w:t>
       </w:r>
     </w:p>
     <w:p>
@@ -2386,7 +2314,35 @@
           <w:b w:val="0"/>
           <w:i w:val="0"/>
         </w:rPr>
-        <w:t>The third finding, which most strongly shaped the model design, is that the strain state changes the pressure sensitivity itself. As Fig. 4 shows, applying 10 N at zero strain moves ΔR by only 3.95 %p, whereas at 30 % strain a comparable force moves it by 26.14 %p, a factor of about 6.6. The assumption R_theory(ε) = α₁ε + α₂ε² of Section 2.3 therefore fails when pressure is applied simultaneously, and a strain-force cross term is required. A linear approximation of the two sensitivity directions gives (ΔL, ΔR) = (+0.635, +0.664) per %p of strain and (+2.070, +11.575) per newton of contact force; the angle between the vectors is 33.6 degrees and the condition number is about 23. The two stimuli are therefore not perfectly degenerate, but the problem is poorly conditioned for linear inversion.</w:t>
+        <w:t>The difference between targets follows directly from the mechanisms of Section 2.2. For metal, eddy-current loss dominates and the effective inductance drops substantially on approach; for a hand (a dielectric), only permittivity-driven signal amplification acts, so ΔL remains positive and small. The nearly vertical ΔL contours for the hand target in Fig. 3c mean that, under these conditions, the inductance behaves essentially as a strain sensor alone, and proximity decoupling for dielectric targets is therefore fundamentally harder than for conductive ones. All subsequent modelling targets the conductive case.</w:t>
+      </w:r>
+    </w:p>
+    <w:p>
+      <w:pPr>
+        <w:spacing w:before="200" w:after="80"/>
+      </w:pPr>
+      <w:r>
+        <w:rPr>
+          <w:rFonts w:ascii="Times New Roman" w:hAnsi="Times New Roman" w:eastAsia="맑은 고딕"/>
+          <w:b/>
+          <w:i w:val="0"/>
+          <w:sz w:val="23"/>
+        </w:rPr>
+        <w:t>3.5 TENG Channel</w:t>
+      </w:r>
+    </w:p>
+    <w:p>
+      <w:pPr>
+        <w:spacing w:before="0" w:after="120"/>
+        <w:jc w:val="both"/>
+      </w:pPr>
+      <w:r>
+        <w:rPr>
+          <w:rFonts w:ascii="Times New Roman" w:hAnsi="Times New Roman" w:eastAsia="맑은 고딕"/>
+          <w:b w:val="0"/>
+          <w:i w:val="0"/>
+        </w:rPr>
+        <w:t>The no-excitation slot of the TDM schedule also acquires a third signal, the triboelectric voltage V_TENG. As described in Section 2.2, this signal appears as a charge-transfer peak at the instant a charged body makes contact, and it is an event signal rather than a state quantity. Because the contact gate already reaches over 98 % accuracy from ΔL and ΔR alone (Section 4.1.4), V_TENG was not included as a decoupler input in this study. The physical rationale and requirements for extending this channel toward slip sensing or material identification are discussed in Sections 1.3 and 5.</w:t>
       </w:r>
     </w:p>
     <w:p>
@@ -2400,7 +2356,7 @@
           <w:i w:val="0"/>
           <w:sz w:val="26"/>
         </w:rPr>
-        <w:t>6. Decoupling Models</w:t>
+        <w:t>4. Decoupling Model and Embedded Implementation for Real-Time Inference</w:t>
       </w:r>
     </w:p>
     <w:p>
@@ -2414,7 +2370,7 @@
           <w:i w:val="0"/>
           <w:sz w:val="23"/>
         </w:rPr>
-        <w:t>6.1 Two-Stage Physics-Guided Decoupler (Strain and Proximity)</w:t>
+        <w:t>4.1 Decoupling Model</w:t>
       </w:r>
     </w:p>
     <w:p>
@@ -2428,7 +2384,93 @@
           <w:b w:val="0"/>
           <w:i w:val="0"/>
         </w:rPr>
-        <w:t>Transferring the asymmetry established in Section 5.1 directly into the architecture yields a two-stage estimator: stage 1 estimates strain from ΔR alone, and stage 2 receives both ΔL and the estimated strain to predict distance. The structure imposes the physical fact that resistance is a function of strain only as an inductive bias, and is therefore advantageous over a single end-to-end model at equal parameter budget. In a fair comparison at approximately 50 K parameters the two-stage model (50,306 parameters, 49,664 MACs) achieved a proximity MAE of 1.783 mm against 1.827 mm for the end-to-end model (49,592 parameters, 49,140 MACs).</w:t>
+        <w:t>The theoretical expressions above require an analytical form for the mutual inductance M(ε, d); in practice the following empirical fitting model is used instead.</w:t>
+      </w:r>
+    </w:p>
+    <w:p>
+      <w:pPr>
+        <w:spacing w:before="80" w:after="120"/>
+        <w:jc w:val="center"/>
+      </w:pPr>
+      <w:r>
+        <w:rPr>
+          <w:rFonts w:ascii="Times New Roman" w:hAnsi="Times New Roman" w:eastAsia="맑은 고딕"/>
+          <w:b w:val="0"/>
+          <w:i w:val="0"/>
+          <w:sz w:val="20"/>
+        </w:rPr>
+        <w:t>ΔR/R₀ = α₁ε + α₂ε²,    ΔL/L₀ = β₁ε + β₂/(d+d₀)^k + β₃·ε·f(d)</w:t>
+      </w:r>
+    </w:p>
+    <w:p>
+      <w:pPr>
+        <w:spacing w:before="0" w:after="120"/>
+        <w:jc w:val="both"/>
+      </w:pPr>
+      <w:r>
+        <w:rPr>
+          <w:rFonts w:ascii="Times New Roman" w:hAnsi="Times New Roman" w:eastAsia="맑은 고딕"/>
+          <w:b w:val="0"/>
+          <w:i w:val="0"/>
+        </w:rPr>
+        <w:t>Recovering the two physical quantities from the signals requires inverting these relations. Linearizing for small changes gives a Jacobian J, and the inversion is its matrix inverse.</w:t>
+      </w:r>
+    </w:p>
+    <w:p>
+      <w:pPr>
+        <w:spacing w:before="80" w:after="120"/>
+        <w:jc w:val="center"/>
+      </w:pPr>
+      <w:r>
+        <w:rPr>
+          <w:rFonts w:ascii="Times New Roman" w:hAnsi="Times New Roman" w:eastAsia="맑은 고딕"/>
+          <w:b w:val="0"/>
+          <w:i w:val="0"/>
+          <w:sz w:val="20"/>
+        </w:rPr>
+        <w:t>[ΔR, ΔL]ᵀ = J · [Δε, Δd]ᵀ,    [ε, d]ᵀ = [ε₀, d₀]ᵀ + J⁻¹ · [ΔR, ΔL]ᵀ</w:t>
+      </w:r>
+    </w:p>
+    <w:p>
+      <w:pPr>
+        <w:spacing w:before="0" w:after="120"/>
+        <w:jc w:val="both"/>
+      </w:pPr>
+      <w:r>
+        <w:rPr>
+          <w:rFonts w:ascii="Times New Roman" w:hAnsi="Times New Roman" w:eastAsia="맑은 고딕"/>
+          <w:b w:val="0"/>
+          <w:i w:val="0"/>
+        </w:rPr>
+        <w:t>This approach fails for two reasons. First, truncation error: the near field is dominated by the M² term and large strain by sinh⁻¹ and ln terms, so the linear approximation is valid only locally. Second, singularity and loss of orthogonality: as the directions of ∇R and ∇L converge, det(J) approaches zero, J⁻¹ diverges and small measurement noise is greatly amplified. In practice, direct inversion of the physics expression including the cross term in the contact regime reached a coefficient of determination of only 0.26, and diverged to R² = −75 near zero strain when lower-quality data were included (Appendix S4). As Section 3.2 shows, however, ∇L and ∇R are globally linearly independent, so the information itself is present. The problem lies in the inversion method rather than in missing information, which is why a learned decoupler was adopted: it performs only forward operations, so singularities cannot arise in principle, and it runs with O(1) latency.</w:t>
+      </w:r>
+    </w:p>
+    <w:p>
+      <w:pPr>
+        <w:spacing w:before="200" w:after="80"/>
+      </w:pPr>
+      <w:r>
+        <w:rPr>
+          <w:rFonts w:ascii="Times New Roman" w:hAnsi="Times New Roman" w:eastAsia="맑은 고딕"/>
+          <w:b/>
+          <w:i w:val="0"/>
+          <w:sz w:val="21"/>
+        </w:rPr>
+        <w:t>4.1.1 Two-Stage Physics-Guided Decoupler (Strain and Proximity)</w:t>
+      </w:r>
+    </w:p>
+    <w:p>
+      <w:pPr>
+        <w:spacing w:before="0" w:after="120"/>
+        <w:jc w:val="both"/>
+      </w:pPr>
+      <w:r>
+        <w:rPr>
+          <w:rFonts w:ascii="Times New Roman" w:hAnsi="Times New Roman" w:eastAsia="맑은 고딕"/>
+          <w:b w:val="0"/>
+          <w:i w:val="0"/>
+        </w:rPr>
+        <w:t>Transferring the asymmetry established in Section 3.2 directly into the architecture yields a two-stage estimator: stage 1 estimates strain from ΔR alone, and stage 2 receives both ΔL and the estimated strain to predict distance. The structure imposes the physical fact that resistance is a function of strain only as an inductive bias, and is therefore advantageous over a single end-to-end model at equal parameter budget. In a fair comparison at approximately 50 K parameters the two-stage model (50,306 parameters, 49,664 MACs) achieved a proximity MAE of 1.783 mm against 1.827 mm for the end-to-end model (49,592 parameters, 49,140 MACs).</w:t>
       </w:r>
     </w:p>
     <w:p>
@@ -2456,7 +2498,7 @@
           <w:b w:val="0"/>
           <w:i w:val="0"/>
         </w:rPr>
-        <w:t>The error structure is markedly asymmetric. The strain error is homoscedastic across the range, whereas the distance error is heteroscedastic and becomes unstable beyond d = 10 mm. This follows directly from the concentration of ΔL surface curvature in the near field seen in Section 5.1, and is the reason the d ≤ 15 mm and d ≤ 10 mm ranges are reported separately in all subsequent evaluations.</w:t>
+        <w:t>The error structure is markedly asymmetric. The strain error is homoscedastic across the range, whereas the distance error is heteroscedastic and becomes unstable beyond d = 10 mm. This follows directly from the concentration of ΔL surface curvature in the near field seen in Section 3.2, and is the reason the d ≤ 15 mm and d ≤ 10 mm ranges are reported separately in all subsequent evaluations.</w:t>
       </w:r>
     </w:p>
     <w:p>
@@ -2468,9 +2510,9 @@
           <w:rFonts w:ascii="Times New Roman" w:hAnsi="Times New Roman" w:eastAsia="맑은 고딕"/>
           <w:b/>
           <w:i w:val="0"/>
-          <w:sz w:val="23"/>
+          <w:sz w:val="21"/>
         </w:rPr>
-        <w:t>6.2 Architecture Search and Quantization</w:t>
+        <w:t>4.1.2 Architecture Search and Quantization</w:t>
       </w:r>
     </w:p>
     <w:p>
@@ -2565,9 +2607,9 @@
           <w:rFonts w:ascii="Times New Roman" w:hAnsi="Times New Roman" w:eastAsia="맑은 고딕"/>
           <w:b/>
           <w:i w:val="0"/>
-          <w:sz w:val="23"/>
+          <w:sz w:val="21"/>
         </w:rPr>
-        <w:t>6.3 History Features Derived from Viscoelasticity (SLS-EMA)</w:t>
+        <w:t>4.1.3 History Features Derived from Viscoelasticity (SLS-EMA)</w:t>
       </w:r>
     </w:p>
     <w:p>
@@ -2581,7 +2623,7 @@
           <w:b w:val="0"/>
           <w:i w:val="0"/>
         </w:rPr>
-        <w:t>As established in Section 5.2, the signal in the contact regime is determined not by the instantaneous depth alone but by how long the sensor has been compressed. A model receiving only instantaneous values therefore cannot in principle recover this information. Starting from the exponential relaxation solution of the SLS model, a weighted average in which the contribution of past samples decays as exp(−Δt/τ) — that is, a causal exponential moving average (EMA) — follows naturally.</w:t>
+        <w:t>As established in Section 3.3, the signal in the contact regime is determined not by the instantaneous depth alone but by how long the sensor has been compressed. A model receiving only instantaneous values therefore cannot in principle recover this information. Starting from the exponential relaxation solution of the SLS model, a weighted average in which the contribution of past samples decays as exp(−Δt/τ) — that is, a causal exponential moving average (EMA) — follows naturally.</w:t>
       </w:r>
     </w:p>
     <w:p>
@@ -2637,9 +2679,9 @@
           <w:rFonts w:ascii="Times New Roman" w:hAnsi="Times New Roman" w:eastAsia="맑은 고딕"/>
           <w:b/>
           <w:i w:val="0"/>
-          <w:sz w:val="23"/>
+          <w:sz w:val="21"/>
         </w:rPr>
-        <w:t>6.4 Gate-Expert (Gate-MoE) Architecture and Ablation</w:t>
+        <w:t>4.1.4 Gate-Expert (Gate-MoE) Architecture and Ablation</w:t>
       </w:r>
     </w:p>
     <w:p>
@@ -3368,20 +3410,6 @@
     </w:p>
     <w:p>
       <w:pPr>
-        <w:spacing w:before="280" w:after="80"/>
-      </w:pPr>
-      <w:r>
-        <w:rPr>
-          <w:rFonts w:ascii="Times New Roman" w:hAnsi="Times New Roman" w:eastAsia="맑은 고딕"/>
-          <w:b/>
-          <w:i w:val="0"/>
-          <w:sz w:val="26"/>
-        </w:rPr>
-        <w:t>7. Embedded Implementation</w:t>
-      </w:r>
-    </w:p>
-    <w:p>
-      <w:pPr>
         <w:spacing w:before="200" w:after="80"/>
       </w:pPr>
       <w:r>
@@ -3391,7 +3419,21 @@
           <w:i w:val="0"/>
           <w:sz w:val="23"/>
         </w:rPr>
-        <w:t>7.1 Deployment Pipeline</w:t>
+        <w:t>4.2 Embedded Implementation</w:t>
+      </w:r>
+    </w:p>
+    <w:p>
+      <w:pPr>
+        <w:spacing w:before="200" w:after="80"/>
+      </w:pPr>
+      <w:r>
+        <w:rPr>
+          <w:rFonts w:ascii="Times New Roman" w:hAnsi="Times New Roman" w:eastAsia="맑은 고딕"/>
+          <w:b/>
+          <w:i w:val="0"/>
+          <w:sz w:val="21"/>
+        </w:rPr>
+        <w:t>4.2.1 Deployment Pipeline</w:t>
       </w:r>
     </w:p>
     <w:p>
@@ -3417,9 +3459,9 @@
           <w:rFonts w:ascii="Times New Roman" w:hAnsi="Times New Roman" w:eastAsia="맑은 고딕"/>
           <w:b/>
           <w:i w:val="0"/>
-          <w:sz w:val="23"/>
+          <w:sz w:val="21"/>
         </w:rPr>
-        <w:t>7.2 Resource Usage and Latency</w:t>
+        <w:t>4.2.2 Resource Usage and Latency</w:t>
       </w:r>
     </w:p>
     <w:p>
@@ -4121,9 +4163,9 @@
           <w:rFonts w:ascii="Times New Roman" w:hAnsi="Times New Roman" w:eastAsia="맑은 고딕"/>
           <w:b/>
           <w:i w:val="0"/>
-          <w:sz w:val="23"/>
+          <w:sz w:val="21"/>
         </w:rPr>
-        <w:t>7.3 A Failure Mode Visible Only on Hardware</w:t>
+        <w:t>4.2.3 A Failure Mode Visible Only on Hardware</w:t>
       </w:r>
     </w:p>
     <w:p>
@@ -4156,20 +4198,6 @@
     </w:p>
     <w:p>
       <w:pPr>
-        <w:spacing w:before="280" w:after="80"/>
-      </w:pPr>
-      <w:r>
-        <w:rPr>
-          <w:rFonts w:ascii="Times New Roman" w:hAnsi="Times New Roman" w:eastAsia="맑은 고딕"/>
-          <w:b/>
-          <w:i w:val="0"/>
-          <w:sz w:val="26"/>
-        </w:rPr>
-        <w:t>8. Real-Time Validation</w:t>
-      </w:r>
-    </w:p>
-    <w:p>
-      <w:pPr>
         <w:spacing w:before="200" w:after="80"/>
       </w:pPr>
       <w:r>
@@ -4179,7 +4207,21 @@
           <w:i w:val="0"/>
           <w:sz w:val="23"/>
         </w:rPr>
-        <w:t>8.1 Validation Protocol</w:t>
+        <w:t>4.3 Real-Time Validation</w:t>
+      </w:r>
+    </w:p>
+    <w:p>
+      <w:pPr>
+        <w:spacing w:before="200" w:after="80"/>
+      </w:pPr>
+      <w:r>
+        <w:rPr>
+          <w:rFonts w:ascii="Times New Roman" w:hAnsi="Times New Roman" w:eastAsia="맑은 고딕"/>
+          <w:b/>
+          <w:i w:val="0"/>
+          <w:sz w:val="21"/>
+        </w:rPr>
+        <w:t>4.3.1 Validation Protocol</w:t>
       </w:r>
     </w:p>
     <w:p>
@@ -4260,9 +4302,9 @@
           <w:rFonts w:ascii="Times New Roman" w:hAnsi="Times New Roman" w:eastAsia="맑은 고딕"/>
           <w:b/>
           <w:i w:val="0"/>
-          <w:sz w:val="23"/>
+          <w:sz w:val="21"/>
         </w:rPr>
-        <w:t>8.2 Part-Wise Results</w:t>
+        <w:t>4.3.2 Part-Wise Results</w:t>
       </w:r>
     </w:p>
     <w:p>
@@ -5314,9 +5356,9 @@
           <w:rFonts w:ascii="Times New Roman" w:hAnsi="Times New Roman" w:eastAsia="맑은 고딕"/>
           <w:b/>
           <w:i w:val="0"/>
-          <w:sz w:val="23"/>
+          <w:sz w:val="21"/>
         </w:rPr>
-        <w:t>8.3 Degradation in Quasi-Static Segments and Its Cause</w:t>
+        <w:t>4.3.3 Degradation in Quasi-Static Segments and Its Cause</w:t>
       </w:r>
     </w:p>
     <w:p>
@@ -5330,7 +5372,7 @@
           <w:b w:val="0"/>
           <w:i w:val="0"/>
         </w:rPr>
-        <w:t>In Parts 2 and 3 the R² of the distance estimate became negative. A negative R² means the prediction is worse than the mean and must be reported as such. In these segments, however, the distance is essentially fixed, so the variance of the ground truth is very small. Since R² = 1 − RMSE²/Var(y), a small denominator degrades R² sharply even when the absolute error is modest: the distance RMSE in Part 2 was 6.19 mm, only about three times the 2.11 mm of Part 1. The degradation is nonetheless real and shows that, when the proximity signal is quasi-static, the information remaining in the inductance falls to the noise level. This shares a root with the heteroscedastic distance error identified in Section 6.1.</w:t>
+        <w:t>In Parts 2 and 3 the R² of the distance estimate became negative. A negative R² means the prediction is worse than the mean and must be reported as such. In these segments, however, the distance is essentially fixed, so the variance of the ground truth is very small. Since R² = 1 − RMSE²/Var(y), a small denominator degrades R² sharply even when the absolute error is modest: the distance RMSE in Part 2 was 6.19 mm, only about three times the 2.11 mm of Part 1. The degradation is nonetheless real and shows that, when the proximity signal is quasi-static, the information remaining in the inductance falls to the noise level. This shares a root with the heteroscedastic distance error identified in Section 4.1.1.</w:t>
       </w:r>
     </w:p>
     <w:p>
@@ -5358,7 +5400,7 @@
           <w:i w:val="0"/>
           <w:sz w:val="26"/>
         </w:rPr>
-        <w:t>9. Discussion</w:t>
+        <w:t>5. Discussion</w:t>
       </w:r>
     </w:p>
     <w:p>
@@ -5386,7 +5428,7 @@
           <w:b w:val="0"/>
           <w:i w:val="0"/>
         </w:rPr>
-        <w:t>The limitations are equally clear. First, proximity estimation is practical only for conductive targets; as Fig. 3c shows, a dielectric target imprints little proximity information on the inductance. Second, performance degrades substantially where the distance is quasi-static (Section 8.3) — less a defect of the model than a limit on the information carried by a single channel. Third, the accuracy of the force estimate approaches the ±0.19 N noise of the F/T sensor used as ground truth, so claiming lower error would require more precise reference instrumentation first. Fourth, the TENG channel was acquired but not used as a decoupler input: since the gate already detects contact events with over 98 % accuracy from ΔL and ΔR alone, no additional value from TENG has yet been demonstrated, although it may prove useful for light touch or dynamic texture recognition. Fifth, the apparent effect of the falling Q factor under compression was not separately corrected; the learned decoupler absorbs it, but physically more accurate inductance recovery would become possible if R_s could be measured independently.</w:t>
+        <w:t>The limitations are equally clear. First, proximity estimation is practical only for conductive targets; as Fig. 3c shows, a dielectric target imprints little proximity information on the inductance. Second, performance degrades substantially where the distance is quasi-static (Section 4.3.3) — less a defect of the model than a limit on the information carried by a single channel. Third, the accuracy of the force estimate approaches the ±0.19 N noise of the F/T sensor used as ground truth, so claiming lower error would require more precise reference instrumentation first. Fourth, the TENG channel was acquired but not used as a decoupler input: since the gate already detects contact events with over 98 % accuracy from ΔL and ΔR alone, no additional value from TENG has yet been demonstrated for that role. This does not mean TENG is unnecessary, however, but that it is suited to a different role than steady-state detection — contact dynamics and material identification, discussed as future work in Section 5 (items v–vi). Fifth, the apparent effect of the falling Q factor under compression was not separately corrected; the learned decoupler absorbs it, but physically more accurate inductance recovery would become possible if R_s could be measured independently.</w:t>
       </w:r>
     </w:p>
     <w:p>
@@ -5400,7 +5442,21 @@
           <w:b w:val="0"/>
           <w:i w:val="0"/>
         </w:rPr>
-        <w:t>Four directions follow. (i) Additional acquisition of the AC equivalent series resistance R_s. The present TDM reads only the resonant frequency during AC excitation; obtaining R_s in the same slot would complete the signature of Fig. 1c, allowing conductors and dielectrics to be distinguished by sign and enabling the Q-factor correction of Section 5.2 to be applied directly. (ii) Multi-frequency impedance measurement. Obtaining the real and imaginary parts of the impedance at several frequencies could improve material discrimination and proximity estimation together, and the extra channels may also mitigate the quasi-static problem of Section 8.3. (iii) Two-dimensional strain decomposition. A rectangular spiral has asymmetric sensitivity along its x and y axes, and since ΔL is a function of (Δl, ΔA, Δd) whereas ΔR depends on Δl alone, L and R possess different effective eigen-directions. This should permit biaxial strain to be separated from a single electrode; the cruciform specimen and the four-axis symmetric stage are already in place for it. (iv) Migration to a recurrent structure. In Table 3 the GRU matched the EMA-based models with 306 parameters; verifying X-CUBE-AI's recurrent-layer support, hidden-state reset logic and quantization stability on this board is the next task.</w:t>
+        <w:t>Four directions follow. (i) Additional acquisition of the AC equivalent series resistance R_s. The present TDM reads only the resonant frequency during AC excitation; obtaining R_s in the same slot would complete the signature of Fig. 1c, allowing conductors and dielectrics to be distinguished by sign and enabling the Q-factor correction of Section 3.3 to be applied directly. (ii) Multi-frequency impedance measurement. Obtaining the real and imaginary parts of the impedance at several frequencies could improve material discrimination and proximity estimation together, and the extra channels may also mitigate the quasi-static problem of Section 4.3.3. (iii) Two-dimensional strain decomposition. A rectangular spiral has asymmetric sensitivity along its x and y axes, and since ΔL is a function of (Δl, ΔA, Δd) whereas ΔR depends on Δl alone, L and R possess different effective eigen-directions. This should permit biaxial strain to be separated from a single electrode; the cruciform specimen and the four-axis symmetric stage are already in place for it. (iv) Migration to a recurrent structure. In Table 3 the GRU matched the EMA-based models with 306 parameters; verifying X-CUBE-AI's recurrent-layer support, hidden-state reset logic and quantization stability on this board is the next task.</w:t>
+      </w:r>
+    </w:p>
+    <w:p>
+      <w:pPr>
+        <w:spacing w:before="0" w:after="120"/>
+        <w:jc w:val="both"/>
+      </w:pPr>
+      <w:r>
+        <w:rPr>
+          <w:rFonts w:ascii="Times New Roman" w:hAnsi="Times New Roman" w:eastAsia="맑은 고딕"/>
+          <w:b w:val="0"/>
+          <w:i w:val="0"/>
+        </w:rPr>
+        <w:t>Two further directions are set apart, both arising from the fact that the TENG channel already exists in the hardware and firmware. (v) TENG-based contact dynamics and slip sensing. Because the triboelectric signal is an event signal that arises only under relative sliding motion, it can in principle carry information that the steady-state L and R channels cannot [31]. Verifying this, however, requires a hardware extension: the present five-axis stage's Z axis provides only pure vertical approach and compression, so a dedicated slip axis or jig would need to be added before in-contact lateral motion could be applied. (vi) Identification of the contacted material. Beyond the sign difference in ΔL between conductors and dielectrics established in Sections 2.2 and 4.4, combining the triboelectric polarity and magnitude is expected to support classification across a wider range of materials [19], [32]. This would require a new multi-material dataset beyond the metal and hand targets used here. Neither direction is evaluated experimentally in this work; both are presented here only at the level of structure and physical rationale.</w:t>
       </w:r>
     </w:p>
     <w:p>
@@ -5414,7 +5470,7 @@
           <w:i w:val="0"/>
           <w:sz w:val="26"/>
         </w:rPr>
-        <w:t>10. Conclusion</w:t>
+        <w:t>6. Conclusion</w:t>
       </w:r>
     </w:p>
     <w:p>
@@ -5877,6 +5933,104 @@
           <w:sz w:val="18"/>
         </w:rPr>
         <w:t>[30] F. Pedregosa et al., “Scikit-learn: Machine learning in Python,” Journal of Machine Learning Research, vol. 12, pp. 2825–2830, 2011.</w:t>
+      </w:r>
+    </w:p>
+    <w:p>
+      <w:pPr>
+        <w:spacing w:before="0" w:after="60"/>
+      </w:pPr>
+      <w:r>
+        <w:rPr>
+          <w:rFonts w:ascii="Times New Roman" w:hAnsi="Times New Roman" w:eastAsia="맑은 고딕"/>
+          <w:b w:val="0"/>
+          <w:i w:val="0"/>
+          <w:sz w:val="18"/>
+        </w:rPr>
+        <w:t>[31] W. Zhao et al., “Measurement of slips at contact interfaces using a self-powered sensor based on triboelectric nanogenerators,” Nanomaterials, vol. 12, no. 19, art. 3510, 2022.</w:t>
+      </w:r>
+    </w:p>
+    <w:p>
+      <w:pPr>
+        <w:spacing w:before="0" w:after="60"/>
+      </w:pPr>
+      <w:r>
+        <w:rPr>
+          <w:rFonts w:ascii="Times New Roman" w:hAnsi="Times New Roman" w:eastAsia="맑은 고딕"/>
+          <w:b w:val="0"/>
+          <w:i w:val="0"/>
+          <w:sz w:val="18"/>
+        </w:rPr>
+        <w:t>[32] Z. Song et al., “A flexible triboelectric tactile sensor for simultaneous material and texture recognition,” Nano Energy, vol. 93, art. 106798, 2022.</w:t>
+      </w:r>
+    </w:p>
+    <w:p>
+      <w:pPr>
+        <w:spacing w:before="0" w:after="60"/>
+      </w:pPr>
+      <w:r>
+        <w:rPr>
+          <w:rFonts w:ascii="Times New Roman" w:hAnsi="Times New Roman" w:eastAsia="맑은 고딕"/>
+          <w:b w:val="0"/>
+          <w:i w:val="0"/>
+          <w:sz w:val="18"/>
+        </w:rPr>
+        <w:t>[33] K. Koyama, Y. Suzuki, A. Ming, and M. Shimojo, “Pre-grasp control for various objects by the robot hand equipped with the proximity sensor on the fingertip,” Journal of the Robotics Society of Japan, vol. 33, no. 9, pp. 712–722, 2015.</w:t>
+      </w:r>
+    </w:p>
+    <w:p>
+      <w:pPr>
+        <w:spacing w:before="0" w:after="60"/>
+      </w:pPr>
+      <w:r>
+        <w:rPr>
+          <w:rFonts w:ascii="Times New Roman" w:hAnsi="Times New Roman" w:eastAsia="맑은 고딕"/>
+          <w:b w:val="0"/>
+          <w:i w:val="0"/>
+          <w:sz w:val="18"/>
+        </w:rPr>
+        <w:t>[34] W. Lin, B. Wang, G. Peng, Y. Shan, H. Hu, and Z. Yang, “Skin-inspired piezoelectric tactile sensor array with crosstalk-free row+column electrodes for spatiotemporally distinguishing diverse stimuli,” Advanced Science, vol. 8, no. 6, art. 2002817, 2021.</w:t>
+      </w:r>
+    </w:p>
+    <w:p>
+      <w:pPr>
+        <w:spacing w:before="0" w:after="60"/>
+      </w:pPr>
+      <w:r>
+        <w:rPr>
+          <w:rFonts w:ascii="Times New Roman" w:hAnsi="Times New Roman" w:eastAsia="맑은 고딕"/>
+          <w:b w:val="0"/>
+          <w:i w:val="0"/>
+          <w:sz w:val="18"/>
+        </w:rPr>
+        <w:t>[35] W. W. Lee et al., “A neuro-inspired artificial peripheral nervous system for scalable electronic skins,” Science Robotics, vol. 4, no. 32, art. eaax2198, 2019.</w:t>
+      </w:r>
+    </w:p>
+    <w:p>
+      <w:pPr>
+        <w:spacing w:before="0" w:after="60"/>
+      </w:pPr>
+      <w:r>
+        <w:rPr>
+          <w:rFonts w:ascii="Times New Roman" w:hAnsi="Times New Roman" w:eastAsia="맑은 고딕"/>
+          <w:b w:val="0"/>
+          <w:i w:val="0"/>
+          <w:sz w:val="18"/>
+        </w:rPr>
+        <w:t>[36] Y. Zhang et al., “Highly stable flexible pressure sensors with a quasi-homogeneous composition and interlinked interfaces,” Nature Communications, vol. 13, art. 1317, 2022.</w:t>
+      </w:r>
+    </w:p>
+    <w:p>
+      <w:pPr>
+        <w:spacing w:before="0" w:after="60"/>
+      </w:pPr>
+      <w:r>
+        <w:rPr>
+          <w:rFonts w:ascii="Times New Roman" w:hAnsi="Times New Roman" w:eastAsia="맑은 고딕"/>
+          <w:b w:val="0"/>
+          <w:i w:val="0"/>
+          <w:sz w:val="18"/>
+        </w:rPr>
+        <w:t>[37] Mu et al., “Crosstalk-free hybrid integrated multimodal sensor for human temperature, humidity, and pressure monitoring,” Cell Reports Physical Science, 2024.</w:t>
       </w:r>
     </w:p>
     <w:p>
@@ -9096,7 +9250,7 @@
           <w:i w:val="0"/>
           <w:sz w:val="19"/>
         </w:rPr>
-        <w:t>Under tension the three shape factors scale with different exponents. Volume conservation together with the geometric constraints of a planar spiral gives A(ε) = A₀(1+ε)^0.5, t(ε) = t₀(1+ε)^1.5 and r(ε) = r₀(1+ε)^(−0.5); substituting these into the expression above determines L_self(ε). The DC resistance, by contrast, is simply R_DC(ε) = R_DC,0(1+ε)². This asymmetry — the inductance carrying a complicated shape dependence involving transcendental functions while the resistance follows a simple power law — is part of why analytical inversion fails in Section 2.3.</w:t>
+        <w:t>Under tension the three shape factors scale with different exponents. Volume conservation together with the geometric constraints of a planar spiral gives A(ε) = A₀(1+ε)^0.5, t(ε) = t₀(1+ε)^1.5 and r(ε) = r₀(1+ε)^(−0.5); substituting these into the expression above determines L_self(ε). The DC resistance, by contrast, is simply R_DC(ε) = R_DC,0(1+ε)². This asymmetry — the inductance carrying a complicated shape dependence involving transcendental functions while the resistance follows a simple power law — is part of why analytical inversion fails in Section 4.1.</w:t>
       </w:r>
     </w:p>
     <w:p>
@@ -9138,7 +9292,7 @@
           <w:i w:val="0"/>
           <w:sz w:val="19"/>
         </w:rPr>
-        <w:t>In an experiment that inverted the physics expression including the strain-force cross term directly (candidate C4), the forward fit itself was good (R² = 0.955), but inversion gave R² = 0.714 even when the true strain was supplied and only R² = 0.263 under realistic conditions using the estimated strain. When lower-quality data were included, the inversion diverged to R² = −75 near zero strain. This is consistent with the condition number of 23 found in Section 5.3 and shows that the physics expression is useful as a training constraint but not as a stable inversion tool by itself.</w:t>
+        <w:t>In an experiment that inverted the physics expression including the strain-force cross term directly (candidate C4), the forward fit itself was good (R² = 0.955), but inversion gave R² = 0.714 even when the true strain was supplied and only R² = 0.263 under realistic conditions using the estimated strain. When lower-quality data were included, the inversion diverged to R² = −75 near zero strain. This is consistent with the condition number of 23 found in Section 3.3 and shows that the physics expression is useful as a training constraint but not as a stable inversion tool by itself.</w:t>
       </w:r>
     </w:p>
     <w:p>
